--- a/template_corp.docx
+++ b/template_corp.docx
@@ -4092,7 +4092,6 @@
             <w:pPr>
               <w:widowControl/>
               <w:autoSpaceDE/>
-              <w:autoSpaceDN/>
               <w:jc w:val="left"/>
               <w:rPr>
                 <w:rFonts w:asciiTheme="minorEastAsia" w:eastAsiaTheme="minorEastAsia" w:hAnsiTheme="minorEastAsia" w:cs="굴림"/>
@@ -4108,14 +4107,23 @@
                 <w:sz w:val="18"/>
                 <w:szCs w:val="18"/>
               </w:rPr>
-              <w:t xml:space="preserve"> 주소: 서울특별시 강남구 언주로 637, 2.3.4층</w:t>
+              <w:t xml:space="preserve"> 주소: </w:t>
+            </w:r>
+            <w:r>
+              <w:rPr>
+                <w:rFonts w:asciiTheme="minorEastAsia" w:eastAsiaTheme="minorEastAsia" w:hAnsiTheme="minorEastAsia" w:cs="굴림" w:hint="eastAsia"/>
+                <w:kern w:val="0"/>
+                <w:sz w:val="18"/>
+                <w:szCs w:val="18"/>
+              </w:rPr>
+              <w:t xml:space="preserve">서울특별시 강남구 학동로 318 </w:t>
             </w:r>
           </w:p>
           <w:p>
             <w:pPr>
               <w:widowControl/>
               <w:autoSpaceDE/>
-              <w:autoSpaceDN/>
+              <w:ind w:firstLineChars="300" w:firstLine="540"/>
               <w:jc w:val="left"/>
               <w:rPr>
                 <w:rFonts w:asciiTheme="minorEastAsia" w:eastAsiaTheme="minorEastAsia" w:hAnsiTheme="minorEastAsia" w:cs="굴림"/>
@@ -4131,7 +4139,7 @@
                 <w:sz w:val="18"/>
                 <w:szCs w:val="18"/>
               </w:rPr>
-              <w:t xml:space="preserve">      (논현동, 싸이칸타워)</w:t>
+              <w:t xml:space="preserve">(논현동,유경빌딩) 1,2,3층 </w:t>
             </w:r>
           </w:p>
           <w:p>
@@ -21250,6 +21258,14 @@
       </w:rPr>
       <w:t xml:space="preserve"> 표준용역계약서_Ver.1</w:t>
     </w:r>
+    <w:r>
+      <w:rPr>
+        <w:rFonts w:hint="eastAsia"/>
+        <w:sz w:val="16"/>
+        <w:lang w:eastAsia="ko-KR"/>
+      </w:rPr>
+      <w:t>.1</w:t>
+    </w:r>
   </w:p>
   <w:p>
     <w:pPr>
@@ -21301,6 +21317,14 @@
         <w:lang w:eastAsia="ko-KR"/>
       </w:rPr>
       <w:t>표준용역계약서_Ver.1</w:t>
+    </w:r>
+    <w:r>
+      <w:rPr>
+        <w:rFonts w:hint="eastAsia"/>
+        <w:sz w:val="16"/>
+        <w:lang w:eastAsia="ko-KR"/>
+      </w:rPr>
+      <w:t>.1</w:t>
     </w:r>
   </w:p>
   <w:p>

--- a/template_corp.docx
+++ b/template_corp.docx
@@ -1483,7 +1483,25 @@
                       <w:sz w:val="18"/>
                       <w:szCs w:val="18"/>
                     </w:rPr>
-                    <w:t>{{ prepay__date }}</w:t>
+                    <w:t>{{ prepay</w:t>
+                  </w:r>
+                  <w:r>
+                    <w:rPr>
+                      <w:rFonts w:asciiTheme="minorEastAsia" w:eastAsiaTheme="minorEastAsia" w:hAnsiTheme="minorEastAsia" w:cs="굴림" w:hint="eastAsia"/>
+                      <w:kern w:val="0"/>
+                      <w:sz w:val="18"/>
+                      <w:szCs w:val="18"/>
+                    </w:rPr>
+                    <w:t>_</w:t>
+                  </w:r>
+                  <w:r>
+                    <w:rPr>
+                      <w:rFonts w:asciiTheme="minorEastAsia" w:eastAsiaTheme="minorEastAsia" w:hAnsiTheme="minorEastAsia" w:cs="굴림"/>
+                      <w:kern w:val="0"/>
+                      <w:sz w:val="18"/>
+                      <w:szCs w:val="18"/>
+                    </w:rPr>
+                    <w:t>date }}</w:t>
                   </w:r>
                 </w:p>
               </w:tc>
@@ -1667,7 +1685,7 @@
                       <w:sz w:val="18"/>
                       <w:szCs w:val="18"/>
                     </w:rPr>
-                    <w:t>{{ balance__date }}</w:t>
+                    <w:t>{{ balance_date }}</w:t>
                   </w:r>
                 </w:p>
               </w:tc>
@@ -1887,7 +1905,23 @@
                 <w:sz w:val="18"/>
                 <w:szCs w:val="18"/>
               </w:rPr>
-              <w:t>{{ contract_period }}</w:t>
+              <w:t>{{ contract</w:t>
+            </w:r>
+            <w:r>
+              <w:rPr>
+                <w:rFonts w:asciiTheme="minorEastAsia" w:eastAsiaTheme="minorEastAsia" w:hAnsiTheme="minorEastAsia" w:hint="eastAsia"/>
+                <w:sz w:val="18"/>
+                <w:szCs w:val="18"/>
+              </w:rPr>
+              <w:t>_start</w:t>
+            </w:r>
+            <w:r>
+              <w:rPr>
+                <w:rFonts w:asciiTheme="minorEastAsia" w:eastAsiaTheme="minorEastAsia" w:hAnsiTheme="minorEastAsia"/>
+                <w:sz w:val="18"/>
+                <w:szCs w:val="18"/>
+              </w:rPr>
+              <w:t xml:space="preserve"> }}</w:t>
             </w:r>
             <w:r>
               <w:rPr>

--- a/template_corp.docx
+++ b/template_corp.docx
@@ -943,7 +943,7 @@
                 <w:sz w:val="20"/>
                 <w:szCs w:val="20"/>
               </w:rPr>
-              <w:t>원정</w:t>
+              <w:t>정</w:t>
             </w:r>
             <w:r>
               <w:rPr>
@@ -1567,7 +1567,16 @@
                     </w:rPr>
                   </w:pPr>
                   <w:r>
-                    <w:t>{{ prepay_percentage }}</w:t>
+                    <w:t>{{ prepay_</w:t>
+                  </w:r>
+                  <w:r>
+                    <w:rPr>
+                      <w:rFonts w:hint="eastAsia"/>
+                    </w:rPr>
+                    <w:t>rate</w:t>
+                  </w:r>
+                  <w:r>
+                    <w:t xml:space="preserve"> }}</w:t>
                   </w:r>
                   <w:r>
                     <w:rPr>
@@ -1741,23 +1750,30 @@
                     <w:autoSpaceDE/>
                     <w:autoSpaceDN/>
                     <w:snapToGrid w:val="0"/>
+                    <w:ind w:right="100"/>
                     <w:jc w:val="right"/>
                     <w:rPr>
-                      <w:rFonts w:asciiTheme="minorEastAsia" w:eastAsiaTheme="minorEastAsia" w:hAnsiTheme="minorEastAsia" w:cs="굴림"/>
+                      <w:rFonts w:asciiTheme="minorEastAsia" w:eastAsiaTheme="minorEastAsia" w:hAnsiTheme="minorEastAsia" w:cs="굴림" w:hint="eastAsia"/>
                       <w:kern w:val="0"/>
                       <w:sz w:val="18"/>
                       <w:szCs w:val="18"/>
                     </w:rPr>
                   </w:pPr>
                   <w:r>
-                    <w:t>{{ balance_percentage }}</w:t>
+                    <w:t>{{ balance_</w:t>
                   </w:r>
                   <w:r>
                     <w:rPr>
-                      <w:rFonts w:asciiTheme="minorEastAsia" w:eastAsiaTheme="minorEastAsia" w:hAnsiTheme="minorEastAsia" w:cs="굴림" w:hint="eastAsia"/>
-                      <w:kern w:val="0"/>
-                      <w:sz w:val="18"/>
-                      <w:szCs w:val="18"/>
+                      <w:rFonts w:hint="eastAsia"/>
+                    </w:rPr>
+                    <w:t>rate</w:t>
+                  </w:r>
+                  <w:r>
+                    <w:t xml:space="preserve"> }}</w:t>
+                  </w:r>
+                  <w:r>
+                    <w:rPr>
+                      <w:rFonts w:hint="eastAsia"/>
                     </w:rPr>
                     <w:t>%</w:t>
                   </w:r>

--- a/template_corp.docx
+++ b/template_corp.docx
@@ -1558,7 +1558,7 @@
                     <w:autoSpaceDE/>
                     <w:autoSpaceDN/>
                     <w:snapToGrid w:val="0"/>
-                    <w:jc w:val="right"/>
+                    <w:jc w:val="center"/>
                     <w:rPr>
                       <w:rFonts w:asciiTheme="minorEastAsia" w:eastAsiaTheme="minorEastAsia" w:hAnsiTheme="minorEastAsia" w:cs="굴림"/>
                       <w:kern w:val="0"/>
@@ -1567,7 +1567,7 @@
                     </w:rPr>
                   </w:pPr>
                   <w:r>
-                    <w:t>{{ prepay_</w:t>
+                    <w:t>{{prepay_</w:t>
                   </w:r>
                   <w:r>
                     <w:rPr>
@@ -1576,7 +1576,7 @@
                     <w:t>rate</w:t>
                   </w:r>
                   <w:r>
-                    <w:t xml:space="preserve"> }}</w:t>
+                    <w:t>}}</w:t>
                   </w:r>
                   <w:r>
                     <w:rPr>
@@ -1751,16 +1751,16 @@
                     <w:autoSpaceDN/>
                     <w:snapToGrid w:val="0"/>
                     <w:ind w:right="100"/>
-                    <w:jc w:val="right"/>
+                    <w:jc w:val="center"/>
                     <w:rPr>
-                      <w:rFonts w:asciiTheme="minorEastAsia" w:eastAsiaTheme="minorEastAsia" w:hAnsiTheme="minorEastAsia" w:cs="굴림" w:hint="eastAsia"/>
+                      <w:rFonts w:asciiTheme="minorEastAsia" w:eastAsiaTheme="minorEastAsia" w:hAnsiTheme="minorEastAsia" w:cs="굴림"/>
                       <w:kern w:val="0"/>
                       <w:sz w:val="18"/>
                       <w:szCs w:val="18"/>
                     </w:rPr>
                   </w:pPr>
                   <w:r>
-                    <w:t>{{ balance_</w:t>
+                    <w:t>{{balance_</w:t>
                   </w:r>
                   <w:r>
                     <w:rPr>
@@ -1769,7 +1769,7 @@
                     <w:t>rate</w:t>
                   </w:r>
                   <w:r>
-                    <w:t xml:space="preserve"> }}</w:t>
+                    <w:t>}}</w:t>
                   </w:r>
                   <w:r>
                     <w:rPr>
@@ -1929,7 +1929,15 @@
                 <w:sz w:val="18"/>
                 <w:szCs w:val="18"/>
               </w:rPr>
-              <w:t>_start</w:t>
+              <w:t>_</w:t>
+            </w:r>
+            <w:r>
+              <w:rPr>
+                <w:rFonts w:asciiTheme="minorEastAsia" w:eastAsiaTheme="minorEastAsia" w:hAnsiTheme="minorEastAsia" w:hint="eastAsia"/>
+                <w:sz w:val="18"/>
+                <w:szCs w:val="18"/>
+              </w:rPr>
+              <w:t>period</w:t>
             </w:r>
             <w:r>
               <w:rPr>

--- a/template_corp.docx
+++ b/template_corp.docx
@@ -1560,32 +1560,17 @@
                     <w:snapToGrid w:val="0"/>
                     <w:jc w:val="center"/>
                     <w:rPr>
-                      <w:rFonts w:asciiTheme="minorEastAsia" w:eastAsiaTheme="minorEastAsia" w:hAnsiTheme="minorEastAsia" w:cs="굴림"/>
+                      <w:rFonts w:asciiTheme="minorEastAsia" w:eastAsiaTheme="minorEastAsia" w:hAnsiTheme="minorEastAsia" w:cs="굴림" w:hint="eastAsia"/>
                       <w:kern w:val="0"/>
                       <w:sz w:val="18"/>
                       <w:szCs w:val="18"/>
                     </w:rPr>
                   </w:pPr>
                   <w:r>
-                    <w:t>{{prepay_</w:t>
-                  </w:r>
-                  <w:r>
                     <w:rPr>
                       <w:rFonts w:hint="eastAsia"/>
                     </w:rPr>
-                    <w:t>rate</w:t>
-                  </w:r>
-                  <w:r>
-                    <w:t>}}</w:t>
-                  </w:r>
-                  <w:r>
-                    <w:rPr>
-                      <w:rFonts w:asciiTheme="minorEastAsia" w:eastAsiaTheme="minorEastAsia" w:hAnsiTheme="minorEastAsia" w:cs="굴림" w:hint="eastAsia"/>
-                      <w:kern w:val="0"/>
-                      <w:sz w:val="18"/>
-                      <w:szCs w:val="18"/>
-                    </w:rPr>
-                    <w:t>%</w:t>
+                    <w:t>{{prepay_rate}}</w:t>
                   </w:r>
                 </w:p>
               </w:tc>
@@ -1771,12 +1756,6 @@
                   <w:r>
                     <w:t>}}</w:t>
                   </w:r>
-                  <w:r>
-                    <w:rPr>
-                      <w:rFonts w:hint="eastAsia"/>
-                    </w:rPr>
-                    <w:t>%</w:t>
-                  </w:r>
                 </w:p>
               </w:tc>
               <w:tc>
@@ -1917,35 +1896,11 @@
             <w:permStart w:id="1588084428" w:edGrp="everyone"/>
             <w:r>
               <w:rPr>
-                <w:rFonts w:asciiTheme="minorEastAsia" w:eastAsiaTheme="minorEastAsia" w:hAnsiTheme="minorEastAsia"/>
-                <w:sz w:val="18"/>
-                <w:szCs w:val="18"/>
-              </w:rPr>
-              <w:t>{{ contract</w:t>
-            </w:r>
-            <w:r>
-              <w:rPr>
                 <w:rFonts w:asciiTheme="minorEastAsia" w:eastAsiaTheme="minorEastAsia" w:hAnsiTheme="minorEastAsia" w:hint="eastAsia"/>
                 <w:sz w:val="18"/>
                 <w:szCs w:val="18"/>
               </w:rPr>
-              <w:t>_</w:t>
-            </w:r>
-            <w:r>
-              <w:rPr>
-                <w:rFonts w:asciiTheme="minorEastAsia" w:eastAsiaTheme="minorEastAsia" w:hAnsiTheme="minorEastAsia" w:hint="eastAsia"/>
-                <w:sz w:val="18"/>
-                <w:szCs w:val="18"/>
-              </w:rPr>
-              <w:t>period</w:t>
-            </w:r>
-            <w:r>
-              <w:rPr>
-                <w:rFonts w:asciiTheme="minorEastAsia" w:eastAsiaTheme="minorEastAsia" w:hAnsiTheme="minorEastAsia"/>
-                <w:sz w:val="18"/>
-                <w:szCs w:val="18"/>
-              </w:rPr>
-              <w:t xml:space="preserve"> }}</w:t>
+              <w:t>{{ contract_period }}</w:t>
             </w:r>
             <w:r>
               <w:rPr>

--- a/template_corp.docx
+++ b/template_corp.docx
@@ -1,6 +1,6 @@
 
 <file path=word/document.xml><?xml version="1.0" encoding="utf-8"?>
-<w:document xmlns:wpc="http://schemas.microsoft.com/office/word/2010/wordprocessingCanvas" xmlns:cx="http://schemas.microsoft.com/office/drawing/2014/chartex" xmlns:cx1="http://schemas.microsoft.com/office/drawing/2015/9/8/chartex" xmlns:cx2="http://schemas.microsoft.com/office/drawing/2015/10/21/chartex" xmlns:cx3="http://schemas.microsoft.com/office/drawing/2016/5/9/chartex" xmlns:cx4="http://schemas.microsoft.com/office/drawing/2016/5/10/chartex" xmlns:cx5="http://schemas.microsoft.com/office/drawing/2016/5/11/chartex" xmlns:cx6="http://schemas.microsoft.com/office/drawing/2016/5/12/chartex" xmlns:cx7="http://schemas.microsoft.com/office/drawing/2016/5/13/chartex" xmlns:cx8="http://schemas.microsoft.com/office/drawing/2016/5/14/chartex" xmlns:mc="http://schemas.openxmlformats.org/markup-compatibility/2006" xmlns:aink="http://schemas.microsoft.com/office/drawing/2016/ink" xmlns:am3d="http://schemas.microsoft.com/office/drawing/2017/model3d" xmlns:o="urn:schemas-microsoft-com:office:office" xmlns:oel="http://schemas.microsoft.com/office/2019/extlst" xmlns:r="http://schemas.openxmlformats.org/officeDocument/2006/relationships" xmlns:m="http://schemas.openxmlformats.org/officeDocument/2006/math" xmlns:v="urn:schemas-microsoft-com:vml" xmlns:wp14="http://schemas.microsoft.com/office/word/2010/wordprocessingDrawing" xmlns:wp="http://schemas.openxmlformats.org/drawingml/2006/wordprocessingDrawing" xmlns:w10="urn:schemas-microsoft-com:office:word" xmlns:w="http://schemas.openxmlformats.org/wordprocessingml/2006/main" xmlns:w14="http://schemas.microsoft.com/office/word/2010/wordml" xmlns:w15="http://schemas.microsoft.com/office/word/2012/wordml" xmlns:w16cex="http://schemas.microsoft.com/office/word/2018/wordml/cex" xmlns:w16cid="http://schemas.microsoft.com/office/word/2016/wordml/cid" xmlns:w16="http://schemas.microsoft.com/office/word/2018/wordml" xmlns:w16du="http://schemas.microsoft.com/office/word/2023/wordml/word16du" xmlns:w16sdtdh="http://schemas.microsoft.com/office/word/2020/wordml/sdtdatahash" xmlns:w16sdtfl="http://schemas.microsoft.com/office/word/2024/wordml/sdtformatlock" xmlns:w16se="http://schemas.microsoft.com/office/word/2015/wordml/symex" xmlns:wpg="http://schemas.microsoft.com/office/word/2010/wordprocessingGroup" xmlns:wpi="http://schemas.microsoft.com/office/word/2010/wordprocessingInk" xmlns:wne="http://schemas.microsoft.com/office/word/2006/wordml" xmlns:wps="http://schemas.microsoft.com/office/word/2010/wordprocessingShape" mc:Ignorable="w14 w15 w16se w16cid w16 w16cex w16sdtdh w16sdtfl w16du wp14">
+<w:document xmlns:wpc="http://schemas.microsoft.com/office/word/2010/wordprocessingCanvas" xmlns:cx="http://schemas.microsoft.com/office/drawing/2014/chartex" xmlns:cx1="http://schemas.microsoft.com/office/drawing/2015/9/8/chartex" xmlns:cx2="http://schemas.microsoft.com/office/drawing/2015/10/21/chartex" xmlns:cx3="http://schemas.microsoft.com/office/drawing/2016/5/9/chartex" xmlns:cx4="http://schemas.microsoft.com/office/drawing/2016/5/10/chartex" xmlns:cx5="http://schemas.microsoft.com/office/drawing/2016/5/11/chartex" xmlns:cx6="http://schemas.microsoft.com/office/drawing/2016/5/12/chartex" xmlns:cx7="http://schemas.microsoft.com/office/drawing/2016/5/13/chartex" xmlns:cx8="http://schemas.microsoft.com/office/drawing/2016/5/14/chartex" xmlns:mc="http://schemas.openxmlformats.org/markup-compatibility/2006" xmlns:aink="http://schemas.microsoft.com/office/drawing/2016/ink" xmlns:am3d="http://schemas.microsoft.com/office/drawing/2017/model3d" xmlns:o="urn:schemas-microsoft-com:office:office" xmlns:oel="http://schemas.microsoft.com/office/2019/extlst" xmlns:r="http://schemas.openxmlformats.org/officeDocument/2006/relationships" xmlns:m="http://schemas.openxmlformats.org/officeDocument/2006/math" xmlns:v="urn:schemas-microsoft-com:vml" xmlns:wp14="http://schemas.microsoft.com/office/word/2010/wordprocessingDrawing" xmlns:wp="http://schemas.openxmlformats.org/drawingml/2006/wordprocessingDrawing" xmlns:w10="urn:schemas-microsoft-com:office:word" xmlns:w="http://schemas.openxmlformats.org/wordprocessingml/2006/main" xmlns:w14="http://schemas.microsoft.com/office/word/2010/wordml" xmlns:w15="http://schemas.microsoft.com/office/word/2012/wordml" xmlns:w16cei="http://schemas.microsoft.com/office/word/2026/wordml/cei" xmlns:w16cex="http://schemas.microsoft.com/office/word/2018/wordml/cex" xmlns:w16cid="http://schemas.microsoft.com/office/word/2016/wordml/cid" xmlns:w16="http://schemas.microsoft.com/office/word/2018/wordml" xmlns:w16du="http://schemas.microsoft.com/office/word/2023/wordml/word16du" xmlns:w16sdtdh="http://schemas.microsoft.com/office/word/2020/wordml/sdtdatahash" xmlns:w16sdtfl="http://schemas.microsoft.com/office/word/2024/wordml/sdtformatlock" xmlns:w16se="http://schemas.microsoft.com/office/word/2015/wordml/symex" xmlns:wpg="http://schemas.microsoft.com/office/word/2010/wordprocessingGroup" xmlns:wpi="http://schemas.microsoft.com/office/word/2010/wordprocessingInk" xmlns:wne="http://schemas.microsoft.com/office/word/2006/wordml" xmlns:wps="http://schemas.microsoft.com/office/word/2010/wordprocessingShape" mc:Ignorable="w14 w15 w16se w16cid w16 w16cex w16sdtdh w16sdtfl w16du wp14">
   <w:body>
     <w:tbl>
       <w:tblPr>
@@ -1560,7 +1560,7 @@
                     <w:snapToGrid w:val="0"/>
                     <w:jc w:val="center"/>
                     <w:rPr>
-                      <w:rFonts w:asciiTheme="minorEastAsia" w:eastAsiaTheme="minorEastAsia" w:hAnsiTheme="minorEastAsia" w:cs="굴림" w:hint="eastAsia"/>
+                      <w:rFonts w:asciiTheme="minorEastAsia" w:eastAsiaTheme="minorEastAsia" w:hAnsiTheme="minorEastAsia" w:cs="굴림"/>
                       <w:kern w:val="0"/>
                       <w:sz w:val="18"/>
                       <w:szCs w:val="18"/>
@@ -1570,7 +1570,31 @@
                     <w:rPr>
                       <w:rFonts w:hint="eastAsia"/>
                     </w:rPr>
-                    <w:t>{{prepay_rate}}</w:t>
+                    <w:t>{{</w:t>
+                  </w:r>
+                  <w:r>
+                    <w:rPr>
+                      <w:rFonts w:hint="eastAsia"/>
+                    </w:rPr>
+                    <w:t xml:space="preserve"> </w:t>
+                  </w:r>
+                  <w:r>
+                    <w:rPr>
+                      <w:rFonts w:hint="eastAsia"/>
+                    </w:rPr>
+                    <w:t>prepay_rate</w:t>
+                  </w:r>
+                  <w:r>
+                    <w:rPr>
+                      <w:rFonts w:hint="eastAsia"/>
+                    </w:rPr>
+                    <w:t xml:space="preserve"> </w:t>
+                  </w:r>
+                  <w:r>
+                    <w:rPr>
+                      <w:rFonts w:hint="eastAsia"/>
+                    </w:rPr>
+                    <w:t>}}</w:t>
                   </w:r>
                 </w:p>
               </w:tc>
@@ -1745,13 +1769,28 @@
                     </w:rPr>
                   </w:pPr>
                   <w:r>
-                    <w:t>{{balance_</w:t>
+                    <w:t>{{</w:t>
+                  </w:r>
+                  <w:r>
+                    <w:rPr>
+                      <w:rFonts w:hint="eastAsia"/>
+                    </w:rPr>
+                    <w:t xml:space="preserve"> </w:t>
+                  </w:r>
+                  <w:r>
+                    <w:t>balance_</w:t>
                   </w:r>
                   <w:r>
                     <w:rPr>
                       <w:rFonts w:hint="eastAsia"/>
                     </w:rPr>
                     <w:t>rate</w:t>
+                  </w:r>
+                  <w:r>
+                    <w:rPr>
+                      <w:rFonts w:hint="eastAsia"/>
+                    </w:rPr>
+                    <w:t xml:space="preserve"> </w:t>
                   </w:r>
                   <w:r>
                     <w:t>}}</w:t>
@@ -1900,7 +1939,7 @@
                 <w:sz w:val="18"/>
                 <w:szCs w:val="18"/>
               </w:rPr>
-              <w:t>{{ contract_period }}</w:t>
+              <w:t>{{ contract_start }}</w:t>
             </w:r>
             <w:r>
               <w:rPr>
@@ -21060,7 +21099,7 @@
 </file>
 
 <file path=word/comments.xml><?xml version="1.0" encoding="utf-8"?>
-<w:comments xmlns:wpc="http://schemas.microsoft.com/office/word/2010/wordprocessingCanvas" xmlns:cx="http://schemas.microsoft.com/office/drawing/2014/chartex" xmlns:cx1="http://schemas.microsoft.com/office/drawing/2015/9/8/chartex" xmlns:cx2="http://schemas.microsoft.com/office/drawing/2015/10/21/chartex" xmlns:cx3="http://schemas.microsoft.com/office/drawing/2016/5/9/chartex" xmlns:cx4="http://schemas.microsoft.com/office/drawing/2016/5/10/chartex" xmlns:cx5="http://schemas.microsoft.com/office/drawing/2016/5/11/chartex" xmlns:cx6="http://schemas.microsoft.com/office/drawing/2016/5/12/chartex" xmlns:cx7="http://schemas.microsoft.com/office/drawing/2016/5/13/chartex" xmlns:cx8="http://schemas.microsoft.com/office/drawing/2016/5/14/chartex" xmlns:mc="http://schemas.openxmlformats.org/markup-compatibility/2006" xmlns:aink="http://schemas.microsoft.com/office/drawing/2016/ink" xmlns:am3d="http://schemas.microsoft.com/office/drawing/2017/model3d" xmlns:o="urn:schemas-microsoft-com:office:office" xmlns:oel="http://schemas.microsoft.com/office/2019/extlst" xmlns:r="http://schemas.openxmlformats.org/officeDocument/2006/relationships" xmlns:m="http://schemas.openxmlformats.org/officeDocument/2006/math" xmlns:v="urn:schemas-microsoft-com:vml" xmlns:wp14="http://schemas.microsoft.com/office/word/2010/wordprocessingDrawing" xmlns:wp="http://schemas.openxmlformats.org/drawingml/2006/wordprocessingDrawing" xmlns:w10="urn:schemas-microsoft-com:office:word" xmlns:w="http://schemas.openxmlformats.org/wordprocessingml/2006/main" xmlns:w14="http://schemas.microsoft.com/office/word/2010/wordml" xmlns:w15="http://schemas.microsoft.com/office/word/2012/wordml" xmlns:w16cex="http://schemas.microsoft.com/office/word/2018/wordml/cex" xmlns:w16cid="http://schemas.microsoft.com/office/word/2016/wordml/cid" xmlns:w16="http://schemas.microsoft.com/office/word/2018/wordml" xmlns:w16du="http://schemas.microsoft.com/office/word/2023/wordml/word16du" xmlns:w16sdtdh="http://schemas.microsoft.com/office/word/2020/wordml/sdtdatahash" xmlns:w16sdtfl="http://schemas.microsoft.com/office/word/2024/wordml/sdtformatlock" xmlns:w16se="http://schemas.microsoft.com/office/word/2015/wordml/symex" xmlns:wpg="http://schemas.microsoft.com/office/word/2010/wordprocessingGroup" xmlns:wpi="http://schemas.microsoft.com/office/word/2010/wordprocessingInk" xmlns:wne="http://schemas.microsoft.com/office/word/2006/wordml" xmlns:wps="http://schemas.microsoft.com/office/word/2010/wordprocessingShape" mc:Ignorable="w14 w15 w16se w16cid w16 w16cex w16sdtdh w16sdtfl w16du wp14">
+<w:comments xmlns:wpc="http://schemas.microsoft.com/office/word/2010/wordprocessingCanvas" xmlns:cx="http://schemas.microsoft.com/office/drawing/2014/chartex" xmlns:cx1="http://schemas.microsoft.com/office/drawing/2015/9/8/chartex" xmlns:cx2="http://schemas.microsoft.com/office/drawing/2015/10/21/chartex" xmlns:cx3="http://schemas.microsoft.com/office/drawing/2016/5/9/chartex" xmlns:cx4="http://schemas.microsoft.com/office/drawing/2016/5/10/chartex" xmlns:cx5="http://schemas.microsoft.com/office/drawing/2016/5/11/chartex" xmlns:cx6="http://schemas.microsoft.com/office/drawing/2016/5/12/chartex" xmlns:cx7="http://schemas.microsoft.com/office/drawing/2016/5/13/chartex" xmlns:cx8="http://schemas.microsoft.com/office/drawing/2016/5/14/chartex" xmlns:mc="http://schemas.openxmlformats.org/markup-compatibility/2006" xmlns:aink="http://schemas.microsoft.com/office/drawing/2016/ink" xmlns:am3d="http://schemas.microsoft.com/office/drawing/2017/model3d" xmlns:o="urn:schemas-microsoft-com:office:office" xmlns:oel="http://schemas.microsoft.com/office/2019/extlst" xmlns:r="http://schemas.openxmlformats.org/officeDocument/2006/relationships" xmlns:m="http://schemas.openxmlformats.org/officeDocument/2006/math" xmlns:v="urn:schemas-microsoft-com:vml" xmlns:wp14="http://schemas.microsoft.com/office/word/2010/wordprocessingDrawing" xmlns:wp="http://schemas.openxmlformats.org/drawingml/2006/wordprocessingDrawing" xmlns:w10="urn:schemas-microsoft-com:office:word" xmlns:w="http://schemas.openxmlformats.org/wordprocessingml/2006/main" xmlns:w14="http://schemas.microsoft.com/office/word/2010/wordml" xmlns:w15="http://schemas.microsoft.com/office/word/2012/wordml" xmlns:w16cei="http://schemas.microsoft.com/office/word/2026/wordml/cei" xmlns:w16cex="http://schemas.microsoft.com/office/word/2018/wordml/cex" xmlns:w16cid="http://schemas.microsoft.com/office/word/2016/wordml/cid" xmlns:w16="http://schemas.microsoft.com/office/word/2018/wordml" xmlns:w16du="http://schemas.microsoft.com/office/word/2023/wordml/word16du" xmlns:w16sdtdh="http://schemas.microsoft.com/office/word/2020/wordml/sdtdatahash" xmlns:w16sdtfl="http://schemas.microsoft.com/office/word/2024/wordml/sdtformatlock" xmlns:w16se="http://schemas.microsoft.com/office/word/2015/wordml/symex" xmlns:wpg="http://schemas.microsoft.com/office/word/2010/wordprocessingGroup" xmlns:wpi="http://schemas.microsoft.com/office/word/2010/wordprocessingInk" xmlns:wne="http://schemas.microsoft.com/office/word/2006/wordml" xmlns:wps="http://schemas.microsoft.com/office/word/2010/wordprocessingShape" mc:Ignorable="w14 w15 w16se w16cid w16 w16cex w16sdtdh w16sdtfl w16du wp14">
   <w:comment w:id="1" w:author="김효정" w:date="2025-12-17T12:28:00Z" w:initials="효김">
     <w:p>
       <w:pPr>
@@ -21129,7 +21168,7 @@
 </file>
 
 <file path=word/commentsExtended.xml><?xml version="1.0" encoding="utf-8"?>
-<w15:commentsEx xmlns:wpc="http://schemas.microsoft.com/office/word/2010/wordprocessingCanvas" xmlns:cx="http://schemas.microsoft.com/office/drawing/2014/chartex" xmlns:cx1="http://schemas.microsoft.com/office/drawing/2015/9/8/chartex" xmlns:cx2="http://schemas.microsoft.com/office/drawing/2015/10/21/chartex" xmlns:cx3="http://schemas.microsoft.com/office/drawing/2016/5/9/chartex" xmlns:cx4="http://schemas.microsoft.com/office/drawing/2016/5/10/chartex" xmlns:cx5="http://schemas.microsoft.com/office/drawing/2016/5/11/chartex" xmlns:cx6="http://schemas.microsoft.com/office/drawing/2016/5/12/chartex" xmlns:cx7="http://schemas.microsoft.com/office/drawing/2016/5/13/chartex" xmlns:cx8="http://schemas.microsoft.com/office/drawing/2016/5/14/chartex" xmlns:mc="http://schemas.openxmlformats.org/markup-compatibility/2006" xmlns:aink="http://schemas.microsoft.com/office/drawing/2016/ink" xmlns:am3d="http://schemas.microsoft.com/office/drawing/2017/model3d" xmlns:o="urn:schemas-microsoft-com:office:office" xmlns:oel="http://schemas.microsoft.com/office/2019/extlst" xmlns:r="http://schemas.openxmlformats.org/officeDocument/2006/relationships" xmlns:m="http://schemas.openxmlformats.org/officeDocument/2006/math" xmlns:v="urn:schemas-microsoft-com:vml" xmlns:wp14="http://schemas.microsoft.com/office/word/2010/wordprocessingDrawing" xmlns:wp="http://schemas.openxmlformats.org/drawingml/2006/wordprocessingDrawing" xmlns:w10="urn:schemas-microsoft-com:office:word" xmlns:w="http://schemas.openxmlformats.org/wordprocessingml/2006/main" xmlns:w14="http://schemas.microsoft.com/office/word/2010/wordml" xmlns:w15="http://schemas.microsoft.com/office/word/2012/wordml" xmlns:w16cex="http://schemas.microsoft.com/office/word/2018/wordml/cex" xmlns:w16cid="http://schemas.microsoft.com/office/word/2016/wordml/cid" xmlns:w16="http://schemas.microsoft.com/office/word/2018/wordml" xmlns:w16du="http://schemas.microsoft.com/office/word/2023/wordml/word16du" xmlns:w16sdtdh="http://schemas.microsoft.com/office/word/2020/wordml/sdtdatahash" xmlns:w16sdtfl="http://schemas.microsoft.com/office/word/2024/wordml/sdtformatlock" xmlns:w16se="http://schemas.microsoft.com/office/word/2015/wordml/symex" xmlns:wpg="http://schemas.microsoft.com/office/word/2010/wordprocessingGroup" xmlns:wpi="http://schemas.microsoft.com/office/word/2010/wordprocessingInk" xmlns:wne="http://schemas.microsoft.com/office/word/2006/wordml" xmlns:wps="http://schemas.microsoft.com/office/word/2010/wordprocessingShape" mc:Ignorable="w14 w15 w16se w16cid w16 w16cex w16sdtdh w16sdtfl w16du wp14">
+<w15:commentsEx xmlns:wpc="http://schemas.microsoft.com/office/word/2010/wordprocessingCanvas" xmlns:cx="http://schemas.microsoft.com/office/drawing/2014/chartex" xmlns:cx1="http://schemas.microsoft.com/office/drawing/2015/9/8/chartex" xmlns:cx2="http://schemas.microsoft.com/office/drawing/2015/10/21/chartex" xmlns:cx3="http://schemas.microsoft.com/office/drawing/2016/5/9/chartex" xmlns:cx4="http://schemas.microsoft.com/office/drawing/2016/5/10/chartex" xmlns:cx5="http://schemas.microsoft.com/office/drawing/2016/5/11/chartex" xmlns:cx6="http://schemas.microsoft.com/office/drawing/2016/5/12/chartex" xmlns:cx7="http://schemas.microsoft.com/office/drawing/2016/5/13/chartex" xmlns:cx8="http://schemas.microsoft.com/office/drawing/2016/5/14/chartex" xmlns:mc="http://schemas.openxmlformats.org/markup-compatibility/2006" xmlns:aink="http://schemas.microsoft.com/office/drawing/2016/ink" xmlns:am3d="http://schemas.microsoft.com/office/drawing/2017/model3d" xmlns:o="urn:schemas-microsoft-com:office:office" xmlns:oel="http://schemas.microsoft.com/office/2019/extlst" xmlns:r="http://schemas.openxmlformats.org/officeDocument/2006/relationships" xmlns:m="http://schemas.openxmlformats.org/officeDocument/2006/math" xmlns:v="urn:schemas-microsoft-com:vml" xmlns:wp14="http://schemas.microsoft.com/office/word/2010/wordprocessingDrawing" xmlns:wp="http://schemas.openxmlformats.org/drawingml/2006/wordprocessingDrawing" xmlns:w10="urn:schemas-microsoft-com:office:word" xmlns:w="http://schemas.openxmlformats.org/wordprocessingml/2006/main" xmlns:w14="http://schemas.microsoft.com/office/word/2010/wordml" xmlns:w15="http://schemas.microsoft.com/office/word/2012/wordml" xmlns:w16cei="http://schemas.microsoft.com/office/word/2026/wordml/cei" xmlns:w16cex="http://schemas.microsoft.com/office/word/2018/wordml/cex" xmlns:w16cid="http://schemas.microsoft.com/office/word/2016/wordml/cid" xmlns:w16="http://schemas.microsoft.com/office/word/2018/wordml" xmlns:w16du="http://schemas.microsoft.com/office/word/2023/wordml/word16du" xmlns:w16sdtdh="http://schemas.microsoft.com/office/word/2020/wordml/sdtdatahash" xmlns:w16sdtfl="http://schemas.microsoft.com/office/word/2024/wordml/sdtformatlock" xmlns:w16se="http://schemas.microsoft.com/office/word/2015/wordml/symex" xmlns:wpg="http://schemas.microsoft.com/office/word/2010/wordprocessingGroup" xmlns:wpi="http://schemas.microsoft.com/office/word/2010/wordprocessingInk" xmlns:wne="http://schemas.microsoft.com/office/word/2006/wordml" xmlns:wps="http://schemas.microsoft.com/office/word/2010/wordprocessingShape" mc:Ignorable="w14 w15 w16se w16cid w16 w16cex w16sdtdh w16sdtfl w16du wp14">
   <w15:commentEx w15:paraId="06CFC295" w15:done="0"/>
   <w15:commentEx w15:paraId="5B050FCC" w15:done="0"/>
   <w15:commentEx w15:paraId="536786FA" w15:done="0"/>
@@ -21138,7 +21177,7 @@
 </file>
 
 <file path=word/commentsExtensible.xml><?xml version="1.0" encoding="utf-8"?>
-<w16cex:commentsExtensible xmlns:wpc="http://schemas.microsoft.com/office/word/2010/wordprocessingCanvas" xmlns:cx="http://schemas.microsoft.com/office/drawing/2014/chartex" xmlns:cx1="http://schemas.microsoft.com/office/drawing/2015/9/8/chartex" xmlns:cx2="http://schemas.microsoft.com/office/drawing/2015/10/21/chartex" xmlns:cx3="http://schemas.microsoft.com/office/drawing/2016/5/9/chartex" xmlns:cx4="http://schemas.microsoft.com/office/drawing/2016/5/10/chartex" xmlns:cx5="http://schemas.microsoft.com/office/drawing/2016/5/11/chartex" xmlns:cx6="http://schemas.microsoft.com/office/drawing/2016/5/12/chartex" xmlns:cx7="http://schemas.microsoft.com/office/drawing/2016/5/13/chartex" xmlns:cx8="http://schemas.microsoft.com/office/drawing/2016/5/14/chartex" xmlns:cr="http://schemas.microsoft.com/office/comments/2020/reactions" xmlns:mc="http://schemas.openxmlformats.org/markup-compatibility/2006" xmlns:aink="http://schemas.microsoft.com/office/drawing/2016/ink" xmlns:am3d="http://schemas.microsoft.com/office/drawing/2017/model3d" xmlns:o="urn:schemas-microsoft-com:office:office" xmlns:oel="http://schemas.microsoft.com/office/2019/extlst" xmlns:r="http://schemas.openxmlformats.org/officeDocument/2006/relationships" xmlns:m="http://schemas.openxmlformats.org/officeDocument/2006/math" xmlns:v="urn:schemas-microsoft-com:vml" xmlns:wp14="http://schemas.microsoft.com/office/word/2010/wordprocessingDrawing" xmlns:wp="http://schemas.openxmlformats.org/drawingml/2006/wordprocessingDrawing" xmlns:w10="urn:schemas-microsoft-com:office:word" xmlns:w="http://schemas.openxmlformats.org/wordprocessingml/2006/main" xmlns:w14="http://schemas.microsoft.com/office/word/2010/wordml" xmlns:w15="http://schemas.microsoft.com/office/word/2012/wordml" xmlns:w16cex="http://schemas.microsoft.com/office/word/2018/wordml/cex" xmlns:w16cid="http://schemas.microsoft.com/office/word/2016/wordml/cid" xmlns:w16="http://schemas.microsoft.com/office/word/2018/wordml" xmlns:w16du="http://schemas.microsoft.com/office/word/2023/wordml/word16du" xmlns:w16sdtdh="http://schemas.microsoft.com/office/word/2020/wordml/sdtdatahash" xmlns:w16sdtfl="http://schemas.microsoft.com/office/word/2024/wordml/sdtformatlock" xmlns:w16se="http://schemas.microsoft.com/office/word/2015/wordml/symex" xmlns:wpg="http://schemas.microsoft.com/office/word/2010/wordprocessingGroup" xmlns:wpi="http://schemas.microsoft.com/office/word/2010/wordprocessingInk" xmlns:wne="http://schemas.microsoft.com/office/word/2006/wordml" xmlns:wps="http://schemas.microsoft.com/office/word/2010/wordprocessingShape" mc:Ignorable="w14 w15 w16se w16cid w16 w16cex w16sdtdh w16sdtfl cr w16du wp14">
+<w16cex:commentsExtensible xmlns:wpc="http://schemas.microsoft.com/office/word/2010/wordprocessingCanvas" xmlns:cx="http://schemas.microsoft.com/office/drawing/2014/chartex" xmlns:cx1="http://schemas.microsoft.com/office/drawing/2015/9/8/chartex" xmlns:cx2="http://schemas.microsoft.com/office/drawing/2015/10/21/chartex" xmlns:cx3="http://schemas.microsoft.com/office/drawing/2016/5/9/chartex" xmlns:cx4="http://schemas.microsoft.com/office/drawing/2016/5/10/chartex" xmlns:cx5="http://schemas.microsoft.com/office/drawing/2016/5/11/chartex" xmlns:cx6="http://schemas.microsoft.com/office/drawing/2016/5/12/chartex" xmlns:cx7="http://schemas.microsoft.com/office/drawing/2016/5/13/chartex" xmlns:cx8="http://schemas.microsoft.com/office/drawing/2016/5/14/chartex" xmlns:cr="http://schemas.microsoft.com/office/comments/2020/reactions" xmlns:mc="http://schemas.openxmlformats.org/markup-compatibility/2006" xmlns:aink="http://schemas.microsoft.com/office/drawing/2016/ink" xmlns:am3d="http://schemas.microsoft.com/office/drawing/2017/model3d" xmlns:o="urn:schemas-microsoft-com:office:office" xmlns:oel="http://schemas.microsoft.com/office/2019/extlst" xmlns:r="http://schemas.openxmlformats.org/officeDocument/2006/relationships" xmlns:m="http://schemas.openxmlformats.org/officeDocument/2006/math" xmlns:v="urn:schemas-microsoft-com:vml" xmlns:wp14="http://schemas.microsoft.com/office/word/2010/wordprocessingDrawing" xmlns:wp="http://schemas.openxmlformats.org/drawingml/2006/wordprocessingDrawing" xmlns:w10="urn:schemas-microsoft-com:office:word" xmlns:w="http://schemas.openxmlformats.org/wordprocessingml/2006/main" xmlns:w14="http://schemas.microsoft.com/office/word/2010/wordml" xmlns:w15="http://schemas.microsoft.com/office/word/2012/wordml" xmlns:w16cei="http://schemas.microsoft.com/office/word/2026/wordml/cei" xmlns:w16cex="http://schemas.microsoft.com/office/word/2018/wordml/cex" xmlns:w16cid="http://schemas.microsoft.com/office/word/2016/wordml/cid" xmlns:w16="http://schemas.microsoft.com/office/word/2018/wordml" xmlns:w16du="http://schemas.microsoft.com/office/word/2023/wordml/word16du" xmlns:w16sdtdh="http://schemas.microsoft.com/office/word/2020/wordml/sdtdatahash" xmlns:w16sdtfl="http://schemas.microsoft.com/office/word/2024/wordml/sdtformatlock" xmlns:w16se="http://schemas.microsoft.com/office/word/2015/wordml/symex" xmlns:wpg="http://schemas.microsoft.com/office/word/2010/wordprocessingGroup" xmlns:wpi="http://schemas.microsoft.com/office/word/2010/wordprocessingInk" xmlns:wne="http://schemas.microsoft.com/office/word/2006/wordml" xmlns:wps="http://schemas.microsoft.com/office/word/2010/wordprocessingShape" mc:Ignorable="w14 w15 w16se w16cid w16 w16cex w16sdtdh w16sdtfl cr w16du wp14">
   <w16cex:commentExtensible w16cex:durableId="6D9218E5" w16cex:dateUtc="2025-12-17T03:28:00Z"/>
   <w16cex:commentExtensible w16cex:durableId="6A4F31D3" w16cex:dateUtc="2025-12-17T03:31:00Z"/>
   <w16cex:commentExtensible w16cex:durableId="417D1F18" w16cex:dateUtc="2025-12-17T03:33:00Z"/>
@@ -21147,7 +21186,7 @@
 </file>
 
 <file path=word/commentsIds.xml><?xml version="1.0" encoding="utf-8"?>
-<w16cid:commentsIds xmlns:wpc="http://schemas.microsoft.com/office/word/2010/wordprocessingCanvas" xmlns:cx="http://schemas.microsoft.com/office/drawing/2014/chartex" xmlns:cx1="http://schemas.microsoft.com/office/drawing/2015/9/8/chartex" xmlns:cx2="http://schemas.microsoft.com/office/drawing/2015/10/21/chartex" xmlns:cx3="http://schemas.microsoft.com/office/drawing/2016/5/9/chartex" xmlns:cx4="http://schemas.microsoft.com/office/drawing/2016/5/10/chartex" xmlns:cx5="http://schemas.microsoft.com/office/drawing/2016/5/11/chartex" xmlns:cx6="http://schemas.microsoft.com/office/drawing/2016/5/12/chartex" xmlns:cx7="http://schemas.microsoft.com/office/drawing/2016/5/13/chartex" xmlns:cx8="http://schemas.microsoft.com/office/drawing/2016/5/14/chartex" xmlns:mc="http://schemas.openxmlformats.org/markup-compatibility/2006" xmlns:aink="http://schemas.microsoft.com/office/drawing/2016/ink" xmlns:am3d="http://schemas.microsoft.com/office/drawing/2017/model3d" xmlns:o="urn:schemas-microsoft-com:office:office" xmlns:oel="http://schemas.microsoft.com/office/2019/extlst" xmlns:r="http://schemas.openxmlformats.org/officeDocument/2006/relationships" xmlns:m="http://schemas.openxmlformats.org/officeDocument/2006/math" xmlns:v="urn:schemas-microsoft-com:vml" xmlns:wp14="http://schemas.microsoft.com/office/word/2010/wordprocessingDrawing" xmlns:wp="http://schemas.openxmlformats.org/drawingml/2006/wordprocessingDrawing" xmlns:w10="urn:schemas-microsoft-com:office:word" xmlns:w="http://schemas.openxmlformats.org/wordprocessingml/2006/main" xmlns:w14="http://schemas.microsoft.com/office/word/2010/wordml" xmlns:w15="http://schemas.microsoft.com/office/word/2012/wordml" xmlns:w16cex="http://schemas.microsoft.com/office/word/2018/wordml/cex" xmlns:w16cid="http://schemas.microsoft.com/office/word/2016/wordml/cid" xmlns:w16="http://schemas.microsoft.com/office/word/2018/wordml" xmlns:w16du="http://schemas.microsoft.com/office/word/2023/wordml/word16du" xmlns:w16sdtdh="http://schemas.microsoft.com/office/word/2020/wordml/sdtdatahash" xmlns:w16sdtfl="http://schemas.microsoft.com/office/word/2024/wordml/sdtformatlock" xmlns:w16se="http://schemas.microsoft.com/office/word/2015/wordml/symex" xmlns:wpg="http://schemas.microsoft.com/office/word/2010/wordprocessingGroup" xmlns:wpi="http://schemas.microsoft.com/office/word/2010/wordprocessingInk" xmlns:wne="http://schemas.microsoft.com/office/word/2006/wordml" xmlns:wps="http://schemas.microsoft.com/office/word/2010/wordprocessingShape" mc:Ignorable="w14 w15 w16se w16cid w16 w16cex w16sdtdh w16sdtfl w16du wp14">
+<w16cid:commentsIds xmlns:wpc="http://schemas.microsoft.com/office/word/2010/wordprocessingCanvas" xmlns:cx="http://schemas.microsoft.com/office/drawing/2014/chartex" xmlns:cx1="http://schemas.microsoft.com/office/drawing/2015/9/8/chartex" xmlns:cx2="http://schemas.microsoft.com/office/drawing/2015/10/21/chartex" xmlns:cx3="http://schemas.microsoft.com/office/drawing/2016/5/9/chartex" xmlns:cx4="http://schemas.microsoft.com/office/drawing/2016/5/10/chartex" xmlns:cx5="http://schemas.microsoft.com/office/drawing/2016/5/11/chartex" xmlns:cx6="http://schemas.microsoft.com/office/drawing/2016/5/12/chartex" xmlns:cx7="http://schemas.microsoft.com/office/drawing/2016/5/13/chartex" xmlns:cx8="http://schemas.microsoft.com/office/drawing/2016/5/14/chartex" xmlns:mc="http://schemas.openxmlformats.org/markup-compatibility/2006" xmlns:aink="http://schemas.microsoft.com/office/drawing/2016/ink" xmlns:am3d="http://schemas.microsoft.com/office/drawing/2017/model3d" xmlns:o="urn:schemas-microsoft-com:office:office" xmlns:oel="http://schemas.microsoft.com/office/2019/extlst" xmlns:r="http://schemas.openxmlformats.org/officeDocument/2006/relationships" xmlns:m="http://schemas.openxmlformats.org/officeDocument/2006/math" xmlns:v="urn:schemas-microsoft-com:vml" xmlns:wp14="http://schemas.microsoft.com/office/word/2010/wordprocessingDrawing" xmlns:wp="http://schemas.openxmlformats.org/drawingml/2006/wordprocessingDrawing" xmlns:w10="urn:schemas-microsoft-com:office:word" xmlns:w="http://schemas.openxmlformats.org/wordprocessingml/2006/main" xmlns:w14="http://schemas.microsoft.com/office/word/2010/wordml" xmlns:w15="http://schemas.microsoft.com/office/word/2012/wordml" xmlns:w16cei="http://schemas.microsoft.com/office/word/2026/wordml/cei" xmlns:w16cex="http://schemas.microsoft.com/office/word/2018/wordml/cex" xmlns:w16cid="http://schemas.microsoft.com/office/word/2016/wordml/cid" xmlns:w16="http://schemas.microsoft.com/office/word/2018/wordml" xmlns:w16du="http://schemas.microsoft.com/office/word/2023/wordml/word16du" xmlns:w16sdtdh="http://schemas.microsoft.com/office/word/2020/wordml/sdtdatahash" xmlns:w16sdtfl="http://schemas.microsoft.com/office/word/2024/wordml/sdtformatlock" xmlns:w16se="http://schemas.microsoft.com/office/word/2015/wordml/symex" xmlns:wpg="http://schemas.microsoft.com/office/word/2010/wordprocessingGroup" xmlns:wpi="http://schemas.microsoft.com/office/word/2010/wordprocessingInk" xmlns:wne="http://schemas.microsoft.com/office/word/2006/wordml" xmlns:wps="http://schemas.microsoft.com/office/word/2010/wordprocessingShape" mc:Ignorable="w14 w15 w16se w16cid w16 w16cex w16sdtdh w16sdtfl w16du wp14">
   <w16cid:commentId w16cid:paraId="06CFC295" w16cid:durableId="6D9218E5"/>
   <w16cid:commentId w16cid:paraId="5B050FCC" w16cid:durableId="6A4F31D3"/>
   <w16cid:commentId w16cid:paraId="536786FA" w16cid:durableId="417D1F18"/>
@@ -21156,7 +21195,7 @@
 </file>
 
 <file path=word/endnotes.xml><?xml version="1.0" encoding="utf-8"?>
-<w:endnotes xmlns:wpc="http://schemas.microsoft.com/office/word/2010/wordprocessingCanvas" xmlns:cx="http://schemas.microsoft.com/office/drawing/2014/chartex" xmlns:cx1="http://schemas.microsoft.com/office/drawing/2015/9/8/chartex" xmlns:cx2="http://schemas.microsoft.com/office/drawing/2015/10/21/chartex" xmlns:cx3="http://schemas.microsoft.com/office/drawing/2016/5/9/chartex" xmlns:cx4="http://schemas.microsoft.com/office/drawing/2016/5/10/chartex" xmlns:cx5="http://schemas.microsoft.com/office/drawing/2016/5/11/chartex" xmlns:cx6="http://schemas.microsoft.com/office/drawing/2016/5/12/chartex" xmlns:cx7="http://schemas.microsoft.com/office/drawing/2016/5/13/chartex" xmlns:cx8="http://schemas.microsoft.com/office/drawing/2016/5/14/chartex" xmlns:mc="http://schemas.openxmlformats.org/markup-compatibility/2006" xmlns:aink="http://schemas.microsoft.com/office/drawing/2016/ink" xmlns:am3d="http://schemas.microsoft.com/office/drawing/2017/model3d" xmlns:o="urn:schemas-microsoft-com:office:office" xmlns:oel="http://schemas.microsoft.com/office/2019/extlst" xmlns:r="http://schemas.openxmlformats.org/officeDocument/2006/relationships" xmlns:m="http://schemas.openxmlformats.org/officeDocument/2006/math" xmlns:v="urn:schemas-microsoft-com:vml" xmlns:wp14="http://schemas.microsoft.com/office/word/2010/wordprocessingDrawing" xmlns:wp="http://schemas.openxmlformats.org/drawingml/2006/wordprocessingDrawing" xmlns:w10="urn:schemas-microsoft-com:office:word" xmlns:w="http://schemas.openxmlformats.org/wordprocessingml/2006/main" xmlns:w14="http://schemas.microsoft.com/office/word/2010/wordml" xmlns:w15="http://schemas.microsoft.com/office/word/2012/wordml" xmlns:w16cex="http://schemas.microsoft.com/office/word/2018/wordml/cex" xmlns:w16cid="http://schemas.microsoft.com/office/word/2016/wordml/cid" xmlns:w16="http://schemas.microsoft.com/office/word/2018/wordml" xmlns:w16du="http://schemas.microsoft.com/office/word/2023/wordml/word16du" xmlns:w16sdtdh="http://schemas.microsoft.com/office/word/2020/wordml/sdtdatahash" xmlns:w16sdtfl="http://schemas.microsoft.com/office/word/2024/wordml/sdtformatlock" xmlns:w16se="http://schemas.microsoft.com/office/word/2015/wordml/symex" xmlns:wpg="http://schemas.microsoft.com/office/word/2010/wordprocessingGroup" xmlns:wpi="http://schemas.microsoft.com/office/word/2010/wordprocessingInk" xmlns:wne="http://schemas.microsoft.com/office/word/2006/wordml" xmlns:wps="http://schemas.microsoft.com/office/word/2010/wordprocessingShape" mc:Ignorable="w14 w15 w16se w16cid w16 w16cex w16sdtdh w16sdtfl w16du wp14">
+<w:endnotes xmlns:wpc="http://schemas.microsoft.com/office/word/2010/wordprocessingCanvas" xmlns:cx="http://schemas.microsoft.com/office/drawing/2014/chartex" xmlns:cx1="http://schemas.microsoft.com/office/drawing/2015/9/8/chartex" xmlns:cx2="http://schemas.microsoft.com/office/drawing/2015/10/21/chartex" xmlns:cx3="http://schemas.microsoft.com/office/drawing/2016/5/9/chartex" xmlns:cx4="http://schemas.microsoft.com/office/drawing/2016/5/10/chartex" xmlns:cx5="http://schemas.microsoft.com/office/drawing/2016/5/11/chartex" xmlns:cx6="http://schemas.microsoft.com/office/drawing/2016/5/12/chartex" xmlns:cx7="http://schemas.microsoft.com/office/drawing/2016/5/13/chartex" xmlns:cx8="http://schemas.microsoft.com/office/drawing/2016/5/14/chartex" xmlns:mc="http://schemas.openxmlformats.org/markup-compatibility/2006" xmlns:aink="http://schemas.microsoft.com/office/drawing/2016/ink" xmlns:am3d="http://schemas.microsoft.com/office/drawing/2017/model3d" xmlns:o="urn:schemas-microsoft-com:office:office" xmlns:oel="http://schemas.microsoft.com/office/2019/extlst" xmlns:r="http://schemas.openxmlformats.org/officeDocument/2006/relationships" xmlns:m="http://schemas.openxmlformats.org/officeDocument/2006/math" xmlns:v="urn:schemas-microsoft-com:vml" xmlns:wp14="http://schemas.microsoft.com/office/word/2010/wordprocessingDrawing" xmlns:wp="http://schemas.openxmlformats.org/drawingml/2006/wordprocessingDrawing" xmlns:w10="urn:schemas-microsoft-com:office:word" xmlns:w="http://schemas.openxmlformats.org/wordprocessingml/2006/main" xmlns:w14="http://schemas.microsoft.com/office/word/2010/wordml" xmlns:w15="http://schemas.microsoft.com/office/word/2012/wordml" xmlns:w16cei="http://schemas.microsoft.com/office/word/2026/wordml/cei" xmlns:w16cex="http://schemas.microsoft.com/office/word/2018/wordml/cex" xmlns:w16cid="http://schemas.microsoft.com/office/word/2016/wordml/cid" xmlns:w16="http://schemas.microsoft.com/office/word/2018/wordml" xmlns:w16du="http://schemas.microsoft.com/office/word/2023/wordml/word16du" xmlns:w16sdtdh="http://schemas.microsoft.com/office/word/2020/wordml/sdtdatahash" xmlns:w16sdtfl="http://schemas.microsoft.com/office/word/2024/wordml/sdtformatlock" xmlns:w16se="http://schemas.microsoft.com/office/word/2015/wordml/symex" xmlns:wpg="http://schemas.microsoft.com/office/word/2010/wordprocessingGroup" xmlns:wpi="http://schemas.microsoft.com/office/word/2010/wordprocessingInk" xmlns:wne="http://schemas.microsoft.com/office/word/2006/wordml" xmlns:wps="http://schemas.microsoft.com/office/word/2010/wordprocessingShape" mc:Ignorable="w14 w15 w16se w16cid w16 w16cex w16sdtdh w16sdtfl w16du wp14">
   <w:endnote w:type="separator" w:id="-1">
     <w:p>
       <w:r>
@@ -21175,7 +21214,7 @@
 </file>
 
 <file path=word/footer1.xml><?xml version="1.0" encoding="utf-8"?>
-<w:ftr xmlns:wpc="http://schemas.microsoft.com/office/word/2010/wordprocessingCanvas" xmlns:cx="http://schemas.microsoft.com/office/drawing/2014/chartex" xmlns:cx1="http://schemas.microsoft.com/office/drawing/2015/9/8/chartex" xmlns:cx2="http://schemas.microsoft.com/office/drawing/2015/10/21/chartex" xmlns:cx3="http://schemas.microsoft.com/office/drawing/2016/5/9/chartex" xmlns:cx4="http://schemas.microsoft.com/office/drawing/2016/5/10/chartex" xmlns:cx5="http://schemas.microsoft.com/office/drawing/2016/5/11/chartex" xmlns:cx6="http://schemas.microsoft.com/office/drawing/2016/5/12/chartex" xmlns:cx7="http://schemas.microsoft.com/office/drawing/2016/5/13/chartex" xmlns:cx8="http://schemas.microsoft.com/office/drawing/2016/5/14/chartex" xmlns:mc="http://schemas.openxmlformats.org/markup-compatibility/2006" xmlns:aink="http://schemas.microsoft.com/office/drawing/2016/ink" xmlns:am3d="http://schemas.microsoft.com/office/drawing/2017/model3d" xmlns:o="urn:schemas-microsoft-com:office:office" xmlns:oel="http://schemas.microsoft.com/office/2019/extlst" xmlns:r="http://schemas.openxmlformats.org/officeDocument/2006/relationships" xmlns:m="http://schemas.openxmlformats.org/officeDocument/2006/math" xmlns:v="urn:schemas-microsoft-com:vml" xmlns:wp14="http://schemas.microsoft.com/office/word/2010/wordprocessingDrawing" xmlns:wp="http://schemas.openxmlformats.org/drawingml/2006/wordprocessingDrawing" xmlns:w10="urn:schemas-microsoft-com:office:word" xmlns:w="http://schemas.openxmlformats.org/wordprocessingml/2006/main" xmlns:w14="http://schemas.microsoft.com/office/word/2010/wordml" xmlns:w15="http://schemas.microsoft.com/office/word/2012/wordml" xmlns:w16cex="http://schemas.microsoft.com/office/word/2018/wordml/cex" xmlns:w16cid="http://schemas.microsoft.com/office/word/2016/wordml/cid" xmlns:w16="http://schemas.microsoft.com/office/word/2018/wordml" xmlns:w16du="http://schemas.microsoft.com/office/word/2023/wordml/word16du" xmlns:w16sdtdh="http://schemas.microsoft.com/office/word/2020/wordml/sdtdatahash" xmlns:w16sdtfl="http://schemas.microsoft.com/office/word/2024/wordml/sdtformatlock" xmlns:w16se="http://schemas.microsoft.com/office/word/2015/wordml/symex" xmlns:wpg="http://schemas.microsoft.com/office/word/2010/wordprocessingGroup" xmlns:wpi="http://schemas.microsoft.com/office/word/2010/wordprocessingInk" xmlns:wne="http://schemas.microsoft.com/office/word/2006/wordml" xmlns:wps="http://schemas.microsoft.com/office/word/2010/wordprocessingShape" mc:Ignorable="w14 w15 w16se w16cid w16 w16cex w16sdtdh w16sdtfl w16du wp14">
+<w:ftr xmlns:wpc="http://schemas.microsoft.com/office/word/2010/wordprocessingCanvas" xmlns:cx="http://schemas.microsoft.com/office/drawing/2014/chartex" xmlns:cx1="http://schemas.microsoft.com/office/drawing/2015/9/8/chartex" xmlns:cx2="http://schemas.microsoft.com/office/drawing/2015/10/21/chartex" xmlns:cx3="http://schemas.microsoft.com/office/drawing/2016/5/9/chartex" xmlns:cx4="http://schemas.microsoft.com/office/drawing/2016/5/10/chartex" xmlns:cx5="http://schemas.microsoft.com/office/drawing/2016/5/11/chartex" xmlns:cx6="http://schemas.microsoft.com/office/drawing/2016/5/12/chartex" xmlns:cx7="http://schemas.microsoft.com/office/drawing/2016/5/13/chartex" xmlns:cx8="http://schemas.microsoft.com/office/drawing/2016/5/14/chartex" xmlns:mc="http://schemas.openxmlformats.org/markup-compatibility/2006" xmlns:aink="http://schemas.microsoft.com/office/drawing/2016/ink" xmlns:am3d="http://schemas.microsoft.com/office/drawing/2017/model3d" xmlns:o="urn:schemas-microsoft-com:office:office" xmlns:oel="http://schemas.microsoft.com/office/2019/extlst" xmlns:r="http://schemas.openxmlformats.org/officeDocument/2006/relationships" xmlns:m="http://schemas.openxmlformats.org/officeDocument/2006/math" xmlns:v="urn:schemas-microsoft-com:vml" xmlns:wp14="http://schemas.microsoft.com/office/word/2010/wordprocessingDrawing" xmlns:wp="http://schemas.openxmlformats.org/drawingml/2006/wordprocessingDrawing" xmlns:w10="urn:schemas-microsoft-com:office:word" xmlns:w="http://schemas.openxmlformats.org/wordprocessingml/2006/main" xmlns:w14="http://schemas.microsoft.com/office/word/2010/wordml" xmlns:w15="http://schemas.microsoft.com/office/word/2012/wordml" xmlns:w16cei="http://schemas.microsoft.com/office/word/2026/wordml/cei" xmlns:w16cex="http://schemas.microsoft.com/office/word/2018/wordml/cex" xmlns:w16cid="http://schemas.microsoft.com/office/word/2016/wordml/cid" xmlns:w16="http://schemas.microsoft.com/office/word/2018/wordml" xmlns:w16du="http://schemas.microsoft.com/office/word/2023/wordml/word16du" xmlns:w16sdtdh="http://schemas.microsoft.com/office/word/2020/wordml/sdtdatahash" xmlns:w16sdtfl="http://schemas.microsoft.com/office/word/2024/wordml/sdtformatlock" xmlns:w16se="http://schemas.microsoft.com/office/word/2015/wordml/symex" xmlns:wpg="http://schemas.microsoft.com/office/word/2010/wordprocessingGroup" xmlns:wpi="http://schemas.microsoft.com/office/word/2010/wordprocessingInk" xmlns:wne="http://schemas.microsoft.com/office/word/2006/wordml" xmlns:wps="http://schemas.microsoft.com/office/word/2010/wordprocessingShape" mc:Ignorable="w14 w15 w16se w16cid w16 w16cex w16sdtdh w16sdtfl w16du wp14">
   <w:sdt>
     <w:sdtPr>
       <w:id w:val="-1567568033"/>
@@ -21220,7 +21259,7 @@
 </file>
 
 <file path=word/footnotes.xml><?xml version="1.0" encoding="utf-8"?>
-<w:footnotes xmlns:wpc="http://schemas.microsoft.com/office/word/2010/wordprocessingCanvas" xmlns:cx="http://schemas.microsoft.com/office/drawing/2014/chartex" xmlns:cx1="http://schemas.microsoft.com/office/drawing/2015/9/8/chartex" xmlns:cx2="http://schemas.microsoft.com/office/drawing/2015/10/21/chartex" xmlns:cx3="http://schemas.microsoft.com/office/drawing/2016/5/9/chartex" xmlns:cx4="http://schemas.microsoft.com/office/drawing/2016/5/10/chartex" xmlns:cx5="http://schemas.microsoft.com/office/drawing/2016/5/11/chartex" xmlns:cx6="http://schemas.microsoft.com/office/drawing/2016/5/12/chartex" xmlns:cx7="http://schemas.microsoft.com/office/drawing/2016/5/13/chartex" xmlns:cx8="http://schemas.microsoft.com/office/drawing/2016/5/14/chartex" xmlns:mc="http://schemas.openxmlformats.org/markup-compatibility/2006" xmlns:aink="http://schemas.microsoft.com/office/drawing/2016/ink" xmlns:am3d="http://schemas.microsoft.com/office/drawing/2017/model3d" xmlns:o="urn:schemas-microsoft-com:office:office" xmlns:oel="http://schemas.microsoft.com/office/2019/extlst" xmlns:r="http://schemas.openxmlformats.org/officeDocument/2006/relationships" xmlns:m="http://schemas.openxmlformats.org/officeDocument/2006/math" xmlns:v="urn:schemas-microsoft-com:vml" xmlns:wp14="http://schemas.microsoft.com/office/word/2010/wordprocessingDrawing" xmlns:wp="http://schemas.openxmlformats.org/drawingml/2006/wordprocessingDrawing" xmlns:w10="urn:schemas-microsoft-com:office:word" xmlns:w="http://schemas.openxmlformats.org/wordprocessingml/2006/main" xmlns:w14="http://schemas.microsoft.com/office/word/2010/wordml" xmlns:w15="http://schemas.microsoft.com/office/word/2012/wordml" xmlns:w16cex="http://schemas.microsoft.com/office/word/2018/wordml/cex" xmlns:w16cid="http://schemas.microsoft.com/office/word/2016/wordml/cid" xmlns:w16="http://schemas.microsoft.com/office/word/2018/wordml" xmlns:w16du="http://schemas.microsoft.com/office/word/2023/wordml/word16du" xmlns:w16sdtdh="http://schemas.microsoft.com/office/word/2020/wordml/sdtdatahash" xmlns:w16sdtfl="http://schemas.microsoft.com/office/word/2024/wordml/sdtformatlock" xmlns:w16se="http://schemas.microsoft.com/office/word/2015/wordml/symex" xmlns:wpg="http://schemas.microsoft.com/office/word/2010/wordprocessingGroup" xmlns:wpi="http://schemas.microsoft.com/office/word/2010/wordprocessingInk" xmlns:wne="http://schemas.microsoft.com/office/word/2006/wordml" xmlns:wps="http://schemas.microsoft.com/office/word/2010/wordprocessingShape" mc:Ignorable="w14 w15 w16se w16cid w16 w16cex w16sdtdh w16sdtfl w16du wp14">
+<w:footnotes xmlns:wpc="http://schemas.microsoft.com/office/word/2010/wordprocessingCanvas" xmlns:cx="http://schemas.microsoft.com/office/drawing/2014/chartex" xmlns:cx1="http://schemas.microsoft.com/office/drawing/2015/9/8/chartex" xmlns:cx2="http://schemas.microsoft.com/office/drawing/2015/10/21/chartex" xmlns:cx3="http://schemas.microsoft.com/office/drawing/2016/5/9/chartex" xmlns:cx4="http://schemas.microsoft.com/office/drawing/2016/5/10/chartex" xmlns:cx5="http://schemas.microsoft.com/office/drawing/2016/5/11/chartex" xmlns:cx6="http://schemas.microsoft.com/office/drawing/2016/5/12/chartex" xmlns:cx7="http://schemas.microsoft.com/office/drawing/2016/5/13/chartex" xmlns:cx8="http://schemas.microsoft.com/office/drawing/2016/5/14/chartex" xmlns:mc="http://schemas.openxmlformats.org/markup-compatibility/2006" xmlns:aink="http://schemas.microsoft.com/office/drawing/2016/ink" xmlns:am3d="http://schemas.microsoft.com/office/drawing/2017/model3d" xmlns:o="urn:schemas-microsoft-com:office:office" xmlns:oel="http://schemas.microsoft.com/office/2019/extlst" xmlns:r="http://schemas.openxmlformats.org/officeDocument/2006/relationships" xmlns:m="http://schemas.openxmlformats.org/officeDocument/2006/math" xmlns:v="urn:schemas-microsoft-com:vml" xmlns:wp14="http://schemas.microsoft.com/office/word/2010/wordprocessingDrawing" xmlns:wp="http://schemas.openxmlformats.org/drawingml/2006/wordprocessingDrawing" xmlns:w10="urn:schemas-microsoft-com:office:word" xmlns:w="http://schemas.openxmlformats.org/wordprocessingml/2006/main" xmlns:w14="http://schemas.microsoft.com/office/word/2010/wordml" xmlns:w15="http://schemas.microsoft.com/office/word/2012/wordml" xmlns:w16cei="http://schemas.microsoft.com/office/word/2026/wordml/cei" xmlns:w16cex="http://schemas.microsoft.com/office/word/2018/wordml/cex" xmlns:w16cid="http://schemas.microsoft.com/office/word/2016/wordml/cid" xmlns:w16="http://schemas.microsoft.com/office/word/2018/wordml" xmlns:w16du="http://schemas.microsoft.com/office/word/2023/wordml/word16du" xmlns:w16sdtdh="http://schemas.microsoft.com/office/word/2020/wordml/sdtdatahash" xmlns:w16sdtfl="http://schemas.microsoft.com/office/word/2024/wordml/sdtformatlock" xmlns:w16se="http://schemas.microsoft.com/office/word/2015/wordml/symex" xmlns:wpg="http://schemas.microsoft.com/office/word/2010/wordprocessingGroup" xmlns:wpi="http://schemas.microsoft.com/office/word/2010/wordprocessingInk" xmlns:wne="http://schemas.microsoft.com/office/word/2006/wordml" xmlns:wps="http://schemas.microsoft.com/office/word/2010/wordprocessingShape" mc:Ignorable="w14 w15 w16se w16cid w16 w16cex w16sdtdh w16sdtfl w16du wp14">
   <w:footnote w:type="separator" w:id="-1">
     <w:p>
       <w:r>
@@ -21239,7 +21278,7 @@
 </file>
 
 <file path=word/header1.xml><?xml version="1.0" encoding="utf-8"?>
-<w:hdr xmlns:wpc="http://schemas.microsoft.com/office/word/2010/wordprocessingCanvas" xmlns:cx="http://schemas.microsoft.com/office/drawing/2014/chartex" xmlns:cx1="http://schemas.microsoft.com/office/drawing/2015/9/8/chartex" xmlns:cx2="http://schemas.microsoft.com/office/drawing/2015/10/21/chartex" xmlns:cx3="http://schemas.microsoft.com/office/drawing/2016/5/9/chartex" xmlns:cx4="http://schemas.microsoft.com/office/drawing/2016/5/10/chartex" xmlns:cx5="http://schemas.microsoft.com/office/drawing/2016/5/11/chartex" xmlns:cx6="http://schemas.microsoft.com/office/drawing/2016/5/12/chartex" xmlns:cx7="http://schemas.microsoft.com/office/drawing/2016/5/13/chartex" xmlns:cx8="http://schemas.microsoft.com/office/drawing/2016/5/14/chartex" xmlns:mc="http://schemas.openxmlformats.org/markup-compatibility/2006" xmlns:aink="http://schemas.microsoft.com/office/drawing/2016/ink" xmlns:am3d="http://schemas.microsoft.com/office/drawing/2017/model3d" xmlns:o="urn:schemas-microsoft-com:office:office" xmlns:oel="http://schemas.microsoft.com/office/2019/extlst" xmlns:r="http://schemas.openxmlformats.org/officeDocument/2006/relationships" xmlns:m="http://schemas.openxmlformats.org/officeDocument/2006/math" xmlns:v="urn:schemas-microsoft-com:vml" xmlns:wp14="http://schemas.microsoft.com/office/word/2010/wordprocessingDrawing" xmlns:wp="http://schemas.openxmlformats.org/drawingml/2006/wordprocessingDrawing" xmlns:w10="urn:schemas-microsoft-com:office:word" xmlns:w="http://schemas.openxmlformats.org/wordprocessingml/2006/main" xmlns:w14="http://schemas.microsoft.com/office/word/2010/wordml" xmlns:w15="http://schemas.microsoft.com/office/word/2012/wordml" xmlns:w16cex="http://schemas.microsoft.com/office/word/2018/wordml/cex" xmlns:w16cid="http://schemas.microsoft.com/office/word/2016/wordml/cid" xmlns:w16="http://schemas.microsoft.com/office/word/2018/wordml" xmlns:w16du="http://schemas.microsoft.com/office/word/2023/wordml/word16du" xmlns:w16sdtdh="http://schemas.microsoft.com/office/word/2020/wordml/sdtdatahash" xmlns:w16sdtfl="http://schemas.microsoft.com/office/word/2024/wordml/sdtformatlock" xmlns:w16se="http://schemas.microsoft.com/office/word/2015/wordml/symex" xmlns:wpg="http://schemas.microsoft.com/office/word/2010/wordprocessingGroup" xmlns:wpi="http://schemas.microsoft.com/office/word/2010/wordprocessingInk" xmlns:wne="http://schemas.microsoft.com/office/word/2006/wordml" xmlns:wps="http://schemas.microsoft.com/office/word/2010/wordprocessingShape" mc:Ignorable="w14 w15 w16se w16cid w16 w16cex w16sdtdh w16sdtfl w16du wp14">
+<w:hdr xmlns:wpc="http://schemas.microsoft.com/office/word/2010/wordprocessingCanvas" xmlns:cx="http://schemas.microsoft.com/office/drawing/2014/chartex" xmlns:cx1="http://schemas.microsoft.com/office/drawing/2015/9/8/chartex" xmlns:cx2="http://schemas.microsoft.com/office/drawing/2015/10/21/chartex" xmlns:cx3="http://schemas.microsoft.com/office/drawing/2016/5/9/chartex" xmlns:cx4="http://schemas.microsoft.com/office/drawing/2016/5/10/chartex" xmlns:cx5="http://schemas.microsoft.com/office/drawing/2016/5/11/chartex" xmlns:cx6="http://schemas.microsoft.com/office/drawing/2016/5/12/chartex" xmlns:cx7="http://schemas.microsoft.com/office/drawing/2016/5/13/chartex" xmlns:cx8="http://schemas.microsoft.com/office/drawing/2016/5/14/chartex" xmlns:mc="http://schemas.openxmlformats.org/markup-compatibility/2006" xmlns:aink="http://schemas.microsoft.com/office/drawing/2016/ink" xmlns:am3d="http://schemas.microsoft.com/office/drawing/2017/model3d" xmlns:o="urn:schemas-microsoft-com:office:office" xmlns:oel="http://schemas.microsoft.com/office/2019/extlst" xmlns:r="http://schemas.openxmlformats.org/officeDocument/2006/relationships" xmlns:m="http://schemas.openxmlformats.org/officeDocument/2006/math" xmlns:v="urn:schemas-microsoft-com:vml" xmlns:wp14="http://schemas.microsoft.com/office/word/2010/wordprocessingDrawing" xmlns:wp="http://schemas.openxmlformats.org/drawingml/2006/wordprocessingDrawing" xmlns:w10="urn:schemas-microsoft-com:office:word" xmlns:w="http://schemas.openxmlformats.org/wordprocessingml/2006/main" xmlns:w14="http://schemas.microsoft.com/office/word/2010/wordml" xmlns:w15="http://schemas.microsoft.com/office/word/2012/wordml" xmlns:w16cei="http://schemas.microsoft.com/office/word/2026/wordml/cei" xmlns:w16cex="http://schemas.microsoft.com/office/word/2018/wordml/cex" xmlns:w16cid="http://schemas.microsoft.com/office/word/2016/wordml/cid" xmlns:w16="http://schemas.microsoft.com/office/word/2018/wordml" xmlns:w16du="http://schemas.microsoft.com/office/word/2023/wordml/word16du" xmlns:w16sdtdh="http://schemas.microsoft.com/office/word/2020/wordml/sdtdatahash" xmlns:w16sdtfl="http://schemas.microsoft.com/office/word/2024/wordml/sdtformatlock" xmlns:w16se="http://schemas.microsoft.com/office/word/2015/wordml/symex" xmlns:wpg="http://schemas.microsoft.com/office/word/2010/wordprocessingGroup" xmlns:wpi="http://schemas.microsoft.com/office/word/2010/wordprocessingInk" xmlns:wne="http://schemas.microsoft.com/office/word/2006/wordml" xmlns:wps="http://schemas.microsoft.com/office/word/2010/wordprocessingShape" mc:Ignorable="w14 w15 w16se w16cid w16 w16cex w16sdtdh w16sdtfl w16du wp14">
   <w:p>
     <w:pPr>
       <w:pStyle w:val="a4"/>
@@ -21292,7 +21331,7 @@
 </file>
 
 <file path=word/header2.xml><?xml version="1.0" encoding="utf-8"?>
-<w:hdr xmlns:wpc="http://schemas.microsoft.com/office/word/2010/wordprocessingCanvas" xmlns:cx="http://schemas.microsoft.com/office/drawing/2014/chartex" xmlns:cx1="http://schemas.microsoft.com/office/drawing/2015/9/8/chartex" xmlns:cx2="http://schemas.microsoft.com/office/drawing/2015/10/21/chartex" xmlns:cx3="http://schemas.microsoft.com/office/drawing/2016/5/9/chartex" xmlns:cx4="http://schemas.microsoft.com/office/drawing/2016/5/10/chartex" xmlns:cx5="http://schemas.microsoft.com/office/drawing/2016/5/11/chartex" xmlns:cx6="http://schemas.microsoft.com/office/drawing/2016/5/12/chartex" xmlns:cx7="http://schemas.microsoft.com/office/drawing/2016/5/13/chartex" xmlns:cx8="http://schemas.microsoft.com/office/drawing/2016/5/14/chartex" xmlns:mc="http://schemas.openxmlformats.org/markup-compatibility/2006" xmlns:aink="http://schemas.microsoft.com/office/drawing/2016/ink" xmlns:am3d="http://schemas.microsoft.com/office/drawing/2017/model3d" xmlns:o="urn:schemas-microsoft-com:office:office" xmlns:oel="http://schemas.microsoft.com/office/2019/extlst" xmlns:r="http://schemas.openxmlformats.org/officeDocument/2006/relationships" xmlns:m="http://schemas.openxmlformats.org/officeDocument/2006/math" xmlns:v="urn:schemas-microsoft-com:vml" xmlns:wp14="http://schemas.microsoft.com/office/word/2010/wordprocessingDrawing" xmlns:wp="http://schemas.openxmlformats.org/drawingml/2006/wordprocessingDrawing" xmlns:w10="urn:schemas-microsoft-com:office:word" xmlns:w="http://schemas.openxmlformats.org/wordprocessingml/2006/main" xmlns:w14="http://schemas.microsoft.com/office/word/2010/wordml" xmlns:w15="http://schemas.microsoft.com/office/word/2012/wordml" xmlns:w16cex="http://schemas.microsoft.com/office/word/2018/wordml/cex" xmlns:w16cid="http://schemas.microsoft.com/office/word/2016/wordml/cid" xmlns:w16="http://schemas.microsoft.com/office/word/2018/wordml" xmlns:w16du="http://schemas.microsoft.com/office/word/2023/wordml/word16du" xmlns:w16sdtdh="http://schemas.microsoft.com/office/word/2020/wordml/sdtdatahash" xmlns:w16sdtfl="http://schemas.microsoft.com/office/word/2024/wordml/sdtformatlock" xmlns:w16se="http://schemas.microsoft.com/office/word/2015/wordml/symex" xmlns:wpg="http://schemas.microsoft.com/office/word/2010/wordprocessingGroup" xmlns:wpi="http://schemas.microsoft.com/office/word/2010/wordprocessingInk" xmlns:wne="http://schemas.microsoft.com/office/word/2006/wordml" xmlns:wps="http://schemas.microsoft.com/office/word/2010/wordprocessingShape" mc:Ignorable="w14 w15 w16se w16cid w16 w16cex w16sdtdh w16sdtfl w16du wp14">
+<w:hdr xmlns:wpc="http://schemas.microsoft.com/office/word/2010/wordprocessingCanvas" xmlns:cx="http://schemas.microsoft.com/office/drawing/2014/chartex" xmlns:cx1="http://schemas.microsoft.com/office/drawing/2015/9/8/chartex" xmlns:cx2="http://schemas.microsoft.com/office/drawing/2015/10/21/chartex" xmlns:cx3="http://schemas.microsoft.com/office/drawing/2016/5/9/chartex" xmlns:cx4="http://schemas.microsoft.com/office/drawing/2016/5/10/chartex" xmlns:cx5="http://schemas.microsoft.com/office/drawing/2016/5/11/chartex" xmlns:cx6="http://schemas.microsoft.com/office/drawing/2016/5/12/chartex" xmlns:cx7="http://schemas.microsoft.com/office/drawing/2016/5/13/chartex" xmlns:cx8="http://schemas.microsoft.com/office/drawing/2016/5/14/chartex" xmlns:mc="http://schemas.openxmlformats.org/markup-compatibility/2006" xmlns:aink="http://schemas.microsoft.com/office/drawing/2016/ink" xmlns:am3d="http://schemas.microsoft.com/office/drawing/2017/model3d" xmlns:o="urn:schemas-microsoft-com:office:office" xmlns:oel="http://schemas.microsoft.com/office/2019/extlst" xmlns:r="http://schemas.openxmlformats.org/officeDocument/2006/relationships" xmlns:m="http://schemas.openxmlformats.org/officeDocument/2006/math" xmlns:v="urn:schemas-microsoft-com:vml" xmlns:wp14="http://schemas.microsoft.com/office/word/2010/wordprocessingDrawing" xmlns:wp="http://schemas.openxmlformats.org/drawingml/2006/wordprocessingDrawing" xmlns:w10="urn:schemas-microsoft-com:office:word" xmlns:w="http://schemas.openxmlformats.org/wordprocessingml/2006/main" xmlns:w14="http://schemas.microsoft.com/office/word/2010/wordml" xmlns:w15="http://schemas.microsoft.com/office/word/2012/wordml" xmlns:w16cei="http://schemas.microsoft.com/office/word/2026/wordml/cei" xmlns:w16cex="http://schemas.microsoft.com/office/word/2018/wordml/cex" xmlns:w16cid="http://schemas.microsoft.com/office/word/2016/wordml/cid" xmlns:w16="http://schemas.microsoft.com/office/word/2018/wordml" xmlns:w16du="http://schemas.microsoft.com/office/word/2023/wordml/word16du" xmlns:w16sdtdh="http://schemas.microsoft.com/office/word/2020/wordml/sdtdatahash" xmlns:w16sdtfl="http://schemas.microsoft.com/office/word/2024/wordml/sdtformatlock" xmlns:w16se="http://schemas.microsoft.com/office/word/2015/wordml/symex" xmlns:wpg="http://schemas.microsoft.com/office/word/2010/wordprocessingGroup" xmlns:wpi="http://schemas.microsoft.com/office/word/2010/wordprocessingInk" xmlns:wne="http://schemas.microsoft.com/office/word/2006/wordml" xmlns:wps="http://schemas.microsoft.com/office/word/2010/wordprocessingShape" mc:Ignorable="w14 w15 w16se w16cid w16 w16cex w16sdtdh w16sdtfl w16du wp14">
   <w:p>
     <w:pPr>
       <w:pStyle w:val="a4"/>
@@ -21349,7 +21388,7 @@
 </file>
 
 <file path=word/numbering.xml><?xml version="1.0" encoding="utf-8"?>
-<w:numbering xmlns:wpc="http://schemas.microsoft.com/office/word/2010/wordprocessingCanvas" xmlns:cx="http://schemas.microsoft.com/office/drawing/2014/chartex" xmlns:cx1="http://schemas.microsoft.com/office/drawing/2015/9/8/chartex" xmlns:cx2="http://schemas.microsoft.com/office/drawing/2015/10/21/chartex" xmlns:cx3="http://schemas.microsoft.com/office/drawing/2016/5/9/chartex" xmlns:cx4="http://schemas.microsoft.com/office/drawing/2016/5/10/chartex" xmlns:cx5="http://schemas.microsoft.com/office/drawing/2016/5/11/chartex" xmlns:cx6="http://schemas.microsoft.com/office/drawing/2016/5/12/chartex" xmlns:cx7="http://schemas.microsoft.com/office/drawing/2016/5/13/chartex" xmlns:cx8="http://schemas.microsoft.com/office/drawing/2016/5/14/chartex" xmlns:mc="http://schemas.openxmlformats.org/markup-compatibility/2006" xmlns:aink="http://schemas.microsoft.com/office/drawing/2016/ink" xmlns:am3d="http://schemas.microsoft.com/office/drawing/2017/model3d" xmlns:o="urn:schemas-microsoft-com:office:office" xmlns:oel="http://schemas.microsoft.com/office/2019/extlst" xmlns:r="http://schemas.openxmlformats.org/officeDocument/2006/relationships" xmlns:m="http://schemas.openxmlformats.org/officeDocument/2006/math" xmlns:v="urn:schemas-microsoft-com:vml" xmlns:wp14="http://schemas.microsoft.com/office/word/2010/wordprocessingDrawing" xmlns:wp="http://schemas.openxmlformats.org/drawingml/2006/wordprocessingDrawing" xmlns:w10="urn:schemas-microsoft-com:office:word" xmlns:w="http://schemas.openxmlformats.org/wordprocessingml/2006/main" xmlns:w14="http://schemas.microsoft.com/office/word/2010/wordml" xmlns:w15="http://schemas.microsoft.com/office/word/2012/wordml" xmlns:w16cex="http://schemas.microsoft.com/office/word/2018/wordml/cex" xmlns:w16cid="http://schemas.microsoft.com/office/word/2016/wordml/cid" xmlns:w16="http://schemas.microsoft.com/office/word/2018/wordml" xmlns:w16du="http://schemas.microsoft.com/office/word/2023/wordml/word16du" xmlns:w16sdtdh="http://schemas.microsoft.com/office/word/2020/wordml/sdtdatahash" xmlns:w16sdtfl="http://schemas.microsoft.com/office/word/2024/wordml/sdtformatlock" xmlns:w16se="http://schemas.microsoft.com/office/word/2015/wordml/symex" xmlns:wpg="http://schemas.microsoft.com/office/word/2010/wordprocessingGroup" xmlns:wpi="http://schemas.microsoft.com/office/word/2010/wordprocessingInk" xmlns:wne="http://schemas.microsoft.com/office/word/2006/wordml" xmlns:wps="http://schemas.microsoft.com/office/word/2010/wordprocessingShape" mc:Ignorable="w14 w15 w16se w16cid w16 w16cex w16sdtdh w16sdtfl w16du wp14">
+<w:numbering xmlns:wpc="http://schemas.microsoft.com/office/word/2010/wordprocessingCanvas" xmlns:cx="http://schemas.microsoft.com/office/drawing/2014/chartex" xmlns:cx1="http://schemas.microsoft.com/office/drawing/2015/9/8/chartex" xmlns:cx2="http://schemas.microsoft.com/office/drawing/2015/10/21/chartex" xmlns:cx3="http://schemas.microsoft.com/office/drawing/2016/5/9/chartex" xmlns:cx4="http://schemas.microsoft.com/office/drawing/2016/5/10/chartex" xmlns:cx5="http://schemas.microsoft.com/office/drawing/2016/5/11/chartex" xmlns:cx6="http://schemas.microsoft.com/office/drawing/2016/5/12/chartex" xmlns:cx7="http://schemas.microsoft.com/office/drawing/2016/5/13/chartex" xmlns:cx8="http://schemas.microsoft.com/office/drawing/2016/5/14/chartex" xmlns:mc="http://schemas.openxmlformats.org/markup-compatibility/2006" xmlns:aink="http://schemas.microsoft.com/office/drawing/2016/ink" xmlns:am3d="http://schemas.microsoft.com/office/drawing/2017/model3d" xmlns:o="urn:schemas-microsoft-com:office:office" xmlns:oel="http://schemas.microsoft.com/office/2019/extlst" xmlns:r="http://schemas.openxmlformats.org/officeDocument/2006/relationships" xmlns:m="http://schemas.openxmlformats.org/officeDocument/2006/math" xmlns:v="urn:schemas-microsoft-com:vml" xmlns:wp14="http://schemas.microsoft.com/office/word/2010/wordprocessingDrawing" xmlns:wp="http://schemas.openxmlformats.org/drawingml/2006/wordprocessingDrawing" xmlns:w10="urn:schemas-microsoft-com:office:word" xmlns:w="http://schemas.openxmlformats.org/wordprocessingml/2006/main" xmlns:w14="http://schemas.microsoft.com/office/word/2010/wordml" xmlns:w15="http://schemas.microsoft.com/office/word/2012/wordml" xmlns:w16cei="http://schemas.microsoft.com/office/word/2026/wordml/cei" xmlns:w16cex="http://schemas.microsoft.com/office/word/2018/wordml/cex" xmlns:w16cid="http://schemas.microsoft.com/office/word/2016/wordml/cid" xmlns:w16="http://schemas.microsoft.com/office/word/2018/wordml" xmlns:w16du="http://schemas.microsoft.com/office/word/2023/wordml/word16du" xmlns:w16sdtdh="http://schemas.microsoft.com/office/word/2020/wordml/sdtdatahash" xmlns:w16sdtfl="http://schemas.microsoft.com/office/word/2024/wordml/sdtformatlock" xmlns:w16se="http://schemas.microsoft.com/office/word/2015/wordml/symex" xmlns:wpg="http://schemas.microsoft.com/office/word/2010/wordprocessingGroup" xmlns:wpi="http://schemas.microsoft.com/office/word/2010/wordprocessingInk" xmlns:wne="http://schemas.microsoft.com/office/word/2006/wordml" xmlns:wps="http://schemas.microsoft.com/office/word/2010/wordprocessingShape" mc:Ignorable="w14 w15 w16se w16cid w16 w16cex w16sdtdh w16sdtfl w16du wp14">
   <w:abstractNum w:abstractNumId="0" w15:restartNumberingAfterBreak="0">
     <w:nsid w:val="0B851FB7"/>
     <w:multiLevelType w:val="hybridMultilevel"/>
@@ -22187,7 +22226,7 @@
 </file>
 
 <file path=word/people.xml><?xml version="1.0" encoding="utf-8"?>
-<w15:people xmlns:wpc="http://schemas.microsoft.com/office/word/2010/wordprocessingCanvas" xmlns:cx="http://schemas.microsoft.com/office/drawing/2014/chartex" xmlns:cx1="http://schemas.microsoft.com/office/drawing/2015/9/8/chartex" xmlns:cx2="http://schemas.microsoft.com/office/drawing/2015/10/21/chartex" xmlns:cx3="http://schemas.microsoft.com/office/drawing/2016/5/9/chartex" xmlns:cx4="http://schemas.microsoft.com/office/drawing/2016/5/10/chartex" xmlns:cx5="http://schemas.microsoft.com/office/drawing/2016/5/11/chartex" xmlns:cx6="http://schemas.microsoft.com/office/drawing/2016/5/12/chartex" xmlns:cx7="http://schemas.microsoft.com/office/drawing/2016/5/13/chartex" xmlns:cx8="http://schemas.microsoft.com/office/drawing/2016/5/14/chartex" xmlns:mc="http://schemas.openxmlformats.org/markup-compatibility/2006" xmlns:aink="http://schemas.microsoft.com/office/drawing/2016/ink" xmlns:am3d="http://schemas.microsoft.com/office/drawing/2017/model3d" xmlns:o="urn:schemas-microsoft-com:office:office" xmlns:oel="http://schemas.microsoft.com/office/2019/extlst" xmlns:r="http://schemas.openxmlformats.org/officeDocument/2006/relationships" xmlns:m="http://schemas.openxmlformats.org/officeDocument/2006/math" xmlns:v="urn:schemas-microsoft-com:vml" xmlns:wp14="http://schemas.microsoft.com/office/word/2010/wordprocessingDrawing" xmlns:wp="http://schemas.openxmlformats.org/drawingml/2006/wordprocessingDrawing" xmlns:w10="urn:schemas-microsoft-com:office:word" xmlns:w="http://schemas.openxmlformats.org/wordprocessingml/2006/main" xmlns:w14="http://schemas.microsoft.com/office/word/2010/wordml" xmlns:w15="http://schemas.microsoft.com/office/word/2012/wordml" xmlns:w16cex="http://schemas.microsoft.com/office/word/2018/wordml/cex" xmlns:w16cid="http://schemas.microsoft.com/office/word/2016/wordml/cid" xmlns:w16="http://schemas.microsoft.com/office/word/2018/wordml" xmlns:w16du="http://schemas.microsoft.com/office/word/2023/wordml/word16du" xmlns:w16sdtdh="http://schemas.microsoft.com/office/word/2020/wordml/sdtdatahash" xmlns:w16sdtfl="http://schemas.microsoft.com/office/word/2024/wordml/sdtformatlock" xmlns:w16se="http://schemas.microsoft.com/office/word/2015/wordml/symex" xmlns:wpg="http://schemas.microsoft.com/office/word/2010/wordprocessingGroup" xmlns:wpi="http://schemas.microsoft.com/office/word/2010/wordprocessingInk" xmlns:wne="http://schemas.microsoft.com/office/word/2006/wordml" xmlns:wps="http://schemas.microsoft.com/office/word/2010/wordprocessingShape" mc:Ignorable="w14 w15 w16se w16cid w16 w16cex w16sdtdh w16sdtfl w16du wp14">
+<w15:people xmlns:wpc="http://schemas.microsoft.com/office/word/2010/wordprocessingCanvas" xmlns:cx="http://schemas.microsoft.com/office/drawing/2014/chartex" xmlns:cx1="http://schemas.microsoft.com/office/drawing/2015/9/8/chartex" xmlns:cx2="http://schemas.microsoft.com/office/drawing/2015/10/21/chartex" xmlns:cx3="http://schemas.microsoft.com/office/drawing/2016/5/9/chartex" xmlns:cx4="http://schemas.microsoft.com/office/drawing/2016/5/10/chartex" xmlns:cx5="http://schemas.microsoft.com/office/drawing/2016/5/11/chartex" xmlns:cx6="http://schemas.microsoft.com/office/drawing/2016/5/12/chartex" xmlns:cx7="http://schemas.microsoft.com/office/drawing/2016/5/13/chartex" xmlns:cx8="http://schemas.microsoft.com/office/drawing/2016/5/14/chartex" xmlns:mc="http://schemas.openxmlformats.org/markup-compatibility/2006" xmlns:aink="http://schemas.microsoft.com/office/drawing/2016/ink" xmlns:am3d="http://schemas.microsoft.com/office/drawing/2017/model3d" xmlns:o="urn:schemas-microsoft-com:office:office" xmlns:oel="http://schemas.microsoft.com/office/2019/extlst" xmlns:r="http://schemas.openxmlformats.org/officeDocument/2006/relationships" xmlns:m="http://schemas.openxmlformats.org/officeDocument/2006/math" xmlns:v="urn:schemas-microsoft-com:vml" xmlns:wp14="http://schemas.microsoft.com/office/word/2010/wordprocessingDrawing" xmlns:wp="http://schemas.openxmlformats.org/drawingml/2006/wordprocessingDrawing" xmlns:w10="urn:schemas-microsoft-com:office:word" xmlns:w="http://schemas.openxmlformats.org/wordprocessingml/2006/main" xmlns:w14="http://schemas.microsoft.com/office/word/2010/wordml" xmlns:w15="http://schemas.microsoft.com/office/word/2012/wordml" xmlns:w16cei="http://schemas.microsoft.com/office/word/2026/wordml/cei" xmlns:w16cex="http://schemas.microsoft.com/office/word/2018/wordml/cex" xmlns:w16cid="http://schemas.microsoft.com/office/word/2016/wordml/cid" xmlns:w16="http://schemas.microsoft.com/office/word/2018/wordml" xmlns:w16du="http://schemas.microsoft.com/office/word/2023/wordml/word16du" xmlns:w16sdtdh="http://schemas.microsoft.com/office/word/2020/wordml/sdtdatahash" xmlns:w16sdtfl="http://schemas.microsoft.com/office/word/2024/wordml/sdtformatlock" xmlns:w16se="http://schemas.microsoft.com/office/word/2015/wordml/symex" xmlns:wpg="http://schemas.microsoft.com/office/word/2010/wordprocessingGroup" xmlns:wpi="http://schemas.microsoft.com/office/word/2010/wordprocessingInk" xmlns:wne="http://schemas.microsoft.com/office/word/2006/wordml" xmlns:wps="http://schemas.microsoft.com/office/word/2010/wordprocessingShape" mc:Ignorable="w14 w15 w16se w16cid w16 w16cex w16sdtdh w16sdtfl w16du wp14">
   <w15:person w15:author="김효정">
     <w15:presenceInfo w15:providerId="AD" w15:userId="S::khj@adqua1.onmicrosoft.com::624034ac-7fae-4466-964c-a30253406055"/>
   </w15:person>
